--- a/public/documents/application-form/app-guidance.docx
+++ b/public/documents/application-form/app-guidance.docx
@@ -1,6 +1,6 @@
 
 <file path=word/document.xml><?xml version="1.0" encoding="utf-8"?>
-<w:document xmlns:wpc="http://schemas.microsoft.com/office/word/2010/wordprocessingCanvas" xmlns:mc="http://schemas.openxmlformats.org/markup-compatibility/2006" xmlns:o="urn:schemas-microsoft-com:office:office" xmlns:r="http://schemas.openxmlformats.org/officeDocument/2006/relationships" xmlns:m="http://schemas.openxmlformats.org/officeDocument/2006/math" xmlns:v="urn:schemas-microsoft-com:vml" xmlns:wp14="http://schemas.microsoft.com/office/word/2010/wordprocessingDrawing" xmlns:wp="http://schemas.openxmlformats.org/drawingml/2006/wordprocessingDrawing" xmlns:w10="urn:schemas-microsoft-com:office:word" xmlns:w="http://schemas.openxmlformats.org/wordprocessingml/2006/main" xmlns:w14="http://schemas.microsoft.com/office/word/2010/wordml" xmlns:w15="http://schemas.microsoft.com/office/word/2012/wordml" xmlns:wpg="http://schemas.microsoft.com/office/word/2010/wordprocessingGroup" xmlns:wpi="http://schemas.microsoft.com/office/word/2010/wordprocessingInk" xmlns:wne="http://schemas.microsoft.com/office/word/2006/wordml" xmlns:wps="http://schemas.microsoft.com/office/word/2010/wordprocessingShape" mc:Ignorable="w14 w15 wp14">
+<w:document xmlns:wpc="http://schemas.microsoft.com/office/word/2010/wordprocessingCanvas" xmlns:cx="http://schemas.microsoft.com/office/drawing/2014/chartex" xmlns:cx1="http://schemas.microsoft.com/office/drawing/2015/9/8/chartex" xmlns:mc="http://schemas.openxmlformats.org/markup-compatibility/2006" xmlns:o="urn:schemas-microsoft-com:office:office" xmlns:r="http://schemas.openxmlformats.org/officeDocument/2006/relationships" xmlns:m="http://schemas.openxmlformats.org/officeDocument/2006/math" xmlns:v="urn:schemas-microsoft-com:vml" xmlns:wp14="http://schemas.microsoft.com/office/word/2010/wordprocessingDrawing" xmlns:wp="http://schemas.openxmlformats.org/drawingml/2006/wordprocessingDrawing" xmlns:w10="urn:schemas-microsoft-com:office:word" xmlns:w="http://schemas.openxmlformats.org/wordprocessingml/2006/main" xmlns:w14="http://schemas.microsoft.com/office/word/2010/wordml" xmlns:w15="http://schemas.microsoft.com/office/word/2012/wordml" xmlns:w16se="http://schemas.microsoft.com/office/word/2015/wordml/symex" xmlns:wpg="http://schemas.microsoft.com/office/word/2010/wordprocessingGroup" xmlns:wpi="http://schemas.microsoft.com/office/word/2010/wordprocessingInk" xmlns:wne="http://schemas.microsoft.com/office/word/2006/wordml" xmlns:wps="http://schemas.microsoft.com/office/word/2010/wordprocessingShape" mc:Ignorable="w14 w15 w16se wp14">
   <w:body>
     <w:p>
       <w:pPr>
@@ -30,7 +30,7 @@
           <w:rFonts w:ascii="ＭＳ Ｐゴシック" w:eastAsia="ＭＳ Ｐゴシック" w:hAnsi="ＭＳ Ｐゴシック" w:hint="eastAsia"/>
           <w:sz w:val="32"/>
         </w:rPr>
-        <w:t>3</w:t>
+        <w:t>4</w:t>
       </w:r>
       <w:r>
         <w:rPr>
@@ -822,7 +822,7 @@
             <w:r>
               <w:rPr>
                 <w:rFonts w:ascii="ＭＳ Ｐゴシック" w:eastAsia="ＭＳ Ｐゴシック" w:hAnsi="ＭＳ Ｐゴシック" w:hint="eastAsia"/>
-                <w:spacing w:val="180"/>
+                <w:spacing w:val="188"/>
                 <w:kern w:val="0"/>
                 <w:szCs w:val="21"/>
                 <w:fitText w:val="794" w:id="302798594"/>
@@ -850,7 +850,7 @@
             <w:r>
               <w:rPr>
                 <w:rFonts w:ascii="ＭＳ Ｐゴシック" w:eastAsia="ＭＳ Ｐゴシック" w:hAnsi="ＭＳ Ｐゴシック" w:hint="eastAsia"/>
-                <w:spacing w:val="180"/>
+                <w:spacing w:val="188"/>
                 <w:kern w:val="0"/>
                 <w:szCs w:val="21"/>
                 <w:fitText w:val="794" w:id="302798595"/>
@@ -879,7 +879,7 @@
             <w:r>
               <w:rPr>
                 <w:rFonts w:ascii="ＭＳ Ｐゴシック" w:eastAsia="ＭＳ Ｐゴシック" w:hAnsi="ＭＳ Ｐゴシック" w:hint="eastAsia"/>
-                <w:spacing w:val="180"/>
+                <w:spacing w:val="188"/>
                 <w:kern w:val="0"/>
                 <w:szCs w:val="21"/>
                 <w:fitText w:val="794" w:id="302798596"/>
@@ -2564,102 +2564,108 @@
               </w:rPr>
               <w:t>tur</w:t>
             </w:r>
+            <w:r>
+              <w:rPr>
+                <w:rFonts w:asciiTheme="majorHAnsi" w:eastAsia="ＭＳ Ｐゴシック" w:hAnsiTheme="majorHAnsi" w:cstheme="majorHAnsi"/>
+              </w:rPr>
+              <w:t>e</w:t>
+            </w:r>
+            <w:r>
+              <w:rPr>
+                <w:rFonts w:asciiTheme="majorHAnsi" w:eastAsia="ＭＳ Ｐゴシック" w:hAnsiTheme="majorHAnsi" w:cstheme="majorHAnsi"/>
+              </w:rPr>
+              <w:t xml:space="preserve">　</w:t>
+            </w:r>
+            <w:r>
+              <w:rPr>
+                <w:rFonts w:ascii="ＭＳ ゴシック" w:eastAsia="ＭＳ ゴシック" w:hAnsi="ＭＳ ゴシック" w:hint="eastAsia"/>
+              </w:rPr>
+              <w:t>□</w:t>
+            </w:r>
+            <w:r>
+              <w:rPr>
+                <w:rFonts w:asciiTheme="majorHAnsi" w:eastAsia="ＭＳ Ｐゴシック" w:hAnsiTheme="majorHAnsi" w:cstheme="majorHAnsi" w:hint="eastAsia"/>
+              </w:rPr>
+              <w:t>LLBA</w:t>
+            </w:r>
+          </w:p>
+          <w:p>
+            <w:pPr>
+              <w:spacing w:line="280" w:lineRule="exact"/>
+              <w:rPr>
+                <w:rFonts w:asciiTheme="majorHAnsi" w:eastAsia="ＭＳ Ｐゴシック" w:hAnsiTheme="majorHAnsi" w:cstheme="majorHAnsi"/>
+              </w:rPr>
+            </w:pPr>
+            <w:r>
+              <w:rPr>
+                <w:rFonts w:asciiTheme="majorHAnsi" w:eastAsia="ＭＳ Ｐゴシック" w:hAnsiTheme="majorHAnsi" w:cstheme="majorHAnsi"/>
+              </w:rPr>
+              <w:t>新聞記事検索</w:t>
+            </w:r>
+          </w:p>
+          <w:p>
+            <w:pPr>
+              <w:spacing w:line="280" w:lineRule="exact"/>
+              <w:ind w:firstLineChars="100" w:firstLine="210"/>
+              <w:rPr>
+                <w:rFonts w:asciiTheme="majorHAnsi" w:eastAsia="ＭＳ Ｐゴシック" w:hAnsiTheme="majorHAnsi" w:cstheme="majorHAnsi"/>
+              </w:rPr>
+            </w:pPr>
+            <w:r>
+              <w:rPr>
+                <w:rFonts w:ascii="ＭＳ ゴシック" w:eastAsia="ＭＳ ゴシック" w:hAnsi="ＭＳ ゴシック" w:hint="eastAsia"/>
+              </w:rPr>
+              <w:t>□</w:t>
+            </w:r>
+            <w:r>
+              <w:rPr>
+                <w:rFonts w:ascii="ＭＳ ゴシック" w:eastAsia="ＭＳ ゴシック" w:hAnsi="ＭＳ ゴシック" w:hint="eastAsia"/>
+              </w:rPr>
+              <w:t>朝日</w:t>
+            </w:r>
+            <w:r>
+              <w:rPr>
+                <w:rFonts w:ascii="ＭＳ ゴシック" w:eastAsia="ＭＳ ゴシック" w:hAnsi="ＭＳ ゴシック" w:hint="eastAsia"/>
+              </w:rPr>
+              <w:t>新聞</w:t>
+            </w:r>
+            <w:r>
+              <w:rPr>
+                <w:rFonts w:ascii="ＭＳ ゴシック" w:eastAsia="ＭＳ ゴシック" w:hAnsi="ＭＳ ゴシック" w:hint="eastAsia"/>
+              </w:rPr>
+              <w:t>クロスサーチ</w:t>
+            </w:r>
+            <w:r>
+              <w:rPr>
+                <w:rFonts w:ascii="ＭＳ ゴシック" w:eastAsia="ＭＳ ゴシック" w:hAnsi="ＭＳ ゴシック" w:hint="eastAsia"/>
+              </w:rPr>
+              <w:t xml:space="preserve">　</w:t>
+            </w:r>
+            <w:r>
+              <w:rPr>
+                <w:rFonts w:asciiTheme="majorHAnsi" w:eastAsia="ＭＳ Ｐゴシック" w:hAnsiTheme="majorHAnsi" w:cstheme="majorHAnsi"/>
+              </w:rPr>
+              <w:t xml:space="preserve">　</w:t>
+            </w:r>
+            <w:r>
+              <w:rPr>
+                <w:rFonts w:ascii="ＭＳ ゴシック" w:eastAsia="ＭＳ ゴシック" w:hAnsi="ＭＳ ゴシック" w:hint="eastAsia"/>
+              </w:rPr>
+              <w:t>□</w:t>
+            </w:r>
+            <w:r>
+              <w:rPr>
+                <w:rFonts w:asciiTheme="majorHAnsi" w:eastAsia="ＭＳ Ｐゴシック" w:hAnsiTheme="majorHAnsi" w:cstheme="majorHAnsi"/>
+              </w:rPr>
+              <w:t>ヨミダス</w:t>
+            </w:r>
             <w:bookmarkStart w:id="0" w:name="_GoBack"/>
             <w:bookmarkEnd w:id="0"/>
             <w:r>
               <w:rPr>
                 <w:rFonts w:asciiTheme="majorHAnsi" w:eastAsia="ＭＳ Ｐゴシック" w:hAnsiTheme="majorHAnsi" w:cstheme="majorHAnsi"/>
               </w:rPr>
-              <w:t>e</w:t>
-            </w:r>
-            <w:r>
-              <w:rPr>
-                <w:rFonts w:asciiTheme="majorHAnsi" w:eastAsia="ＭＳ Ｐゴシック" w:hAnsiTheme="majorHAnsi" w:cstheme="majorHAnsi"/>
-              </w:rPr>
               <w:t xml:space="preserve">　</w:t>
-            </w:r>
-            <w:r>
-              <w:rPr>
-                <w:rFonts w:ascii="ＭＳ ゴシック" w:eastAsia="ＭＳ ゴシック" w:hAnsi="ＭＳ ゴシック" w:hint="eastAsia"/>
-              </w:rPr>
-              <w:t>□</w:t>
-            </w:r>
-            <w:r>
-              <w:rPr>
-                <w:rFonts w:asciiTheme="majorHAnsi" w:eastAsia="ＭＳ Ｐゴシック" w:hAnsiTheme="majorHAnsi" w:cstheme="majorHAnsi" w:hint="eastAsia"/>
-              </w:rPr>
-              <w:t>LLBA</w:t>
-            </w:r>
-          </w:p>
-          <w:p>
-            <w:pPr>
-              <w:spacing w:line="280" w:lineRule="exact"/>
-              <w:rPr>
-                <w:rFonts w:asciiTheme="majorHAnsi" w:eastAsia="ＭＳ Ｐゴシック" w:hAnsiTheme="majorHAnsi" w:cstheme="majorHAnsi"/>
-              </w:rPr>
-            </w:pPr>
-            <w:r>
-              <w:rPr>
-                <w:rFonts w:asciiTheme="majorHAnsi" w:eastAsia="ＭＳ Ｐゴシック" w:hAnsiTheme="majorHAnsi" w:cstheme="majorHAnsi"/>
-              </w:rPr>
-              <w:t>新聞記事検索</w:t>
-            </w:r>
-          </w:p>
-          <w:p>
-            <w:pPr>
-              <w:spacing w:line="280" w:lineRule="exact"/>
-              <w:ind w:firstLineChars="100" w:firstLine="210"/>
-              <w:rPr>
-                <w:rFonts w:asciiTheme="majorHAnsi" w:eastAsia="ＭＳ Ｐゴシック" w:hAnsiTheme="majorHAnsi" w:cstheme="majorHAnsi"/>
-              </w:rPr>
-            </w:pPr>
-            <w:r>
-              <w:rPr>
-                <w:rFonts w:ascii="ＭＳ ゴシック" w:eastAsia="ＭＳ ゴシック" w:hAnsi="ＭＳ ゴシック" w:hint="eastAsia"/>
-              </w:rPr>
-              <w:t>□</w:t>
-            </w:r>
-            <w:r>
-              <w:rPr>
-                <w:rFonts w:ascii="ＭＳ ゴシック" w:eastAsia="ＭＳ ゴシック" w:hAnsi="ＭＳ ゴシック" w:hint="eastAsia"/>
-              </w:rPr>
-              <w:t>朝日</w:t>
-            </w:r>
-            <w:r>
-              <w:rPr>
-                <w:rFonts w:ascii="ＭＳ ゴシック" w:eastAsia="ＭＳ ゴシック" w:hAnsi="ＭＳ ゴシック" w:hint="eastAsia"/>
-              </w:rPr>
-              <w:t>新聞</w:t>
-            </w:r>
-            <w:r>
-              <w:rPr>
-                <w:rFonts w:ascii="ＭＳ ゴシック" w:eastAsia="ＭＳ ゴシック" w:hAnsi="ＭＳ ゴシック" w:hint="eastAsia"/>
-              </w:rPr>
-              <w:t>クロスサーチ</w:t>
-            </w:r>
-            <w:r>
-              <w:rPr>
-                <w:rFonts w:ascii="ＭＳ ゴシック" w:eastAsia="ＭＳ ゴシック" w:hAnsi="ＭＳ ゴシック" w:hint="eastAsia"/>
-              </w:rPr>
-              <w:t xml:space="preserve">　</w:t>
-            </w:r>
-            <w:r>
-              <w:rPr>
-                <w:rFonts w:asciiTheme="majorHAnsi" w:eastAsia="ＭＳ Ｐゴシック" w:hAnsiTheme="majorHAnsi" w:cstheme="majorHAnsi"/>
-              </w:rPr>
-              <w:t xml:space="preserve">　</w:t>
-            </w:r>
-            <w:r>
-              <w:rPr>
-                <w:rFonts w:ascii="ＭＳ ゴシック" w:eastAsia="ＭＳ ゴシック" w:hAnsi="ＭＳ ゴシック" w:hint="eastAsia"/>
-              </w:rPr>
-              <w:t>□</w:t>
-            </w:r>
-            <w:r>
-              <w:rPr>
-                <w:rFonts w:asciiTheme="majorHAnsi" w:eastAsia="ＭＳ Ｐゴシック" w:hAnsiTheme="majorHAnsi" w:cstheme="majorHAnsi"/>
-              </w:rPr>
-              <w:t xml:space="preserve">ヨミダス歴史館　</w:t>
             </w:r>
             <w:r>
               <w:rPr>
@@ -3146,7 +3152,7 @@
 </file>
 
 <file path=word/endnotes.xml><?xml version="1.0" encoding="utf-8"?>
-<w:endnotes xmlns:wpc="http://schemas.microsoft.com/office/word/2010/wordprocessingCanvas" xmlns:mc="http://schemas.openxmlformats.org/markup-compatibility/2006" xmlns:o="urn:schemas-microsoft-com:office:office" xmlns:r="http://schemas.openxmlformats.org/officeDocument/2006/relationships" xmlns:m="http://schemas.openxmlformats.org/officeDocument/2006/math" xmlns:v="urn:schemas-microsoft-com:vml" xmlns:wp14="http://schemas.microsoft.com/office/word/2010/wordprocessingDrawing" xmlns:wp="http://schemas.openxmlformats.org/drawingml/2006/wordprocessingDrawing" xmlns:w10="urn:schemas-microsoft-com:office:word" xmlns:w="http://schemas.openxmlformats.org/wordprocessingml/2006/main" xmlns:w14="http://schemas.microsoft.com/office/word/2010/wordml" xmlns:w15="http://schemas.microsoft.com/office/word/2012/wordml" xmlns:wpg="http://schemas.microsoft.com/office/word/2010/wordprocessingGroup" xmlns:wpi="http://schemas.microsoft.com/office/word/2010/wordprocessingInk" xmlns:wne="http://schemas.microsoft.com/office/word/2006/wordml" xmlns:wps="http://schemas.microsoft.com/office/word/2010/wordprocessingShape" mc:Ignorable="w14 w15 wp14">
+<w:endnotes xmlns:wpc="http://schemas.microsoft.com/office/word/2010/wordprocessingCanvas" xmlns:cx="http://schemas.microsoft.com/office/drawing/2014/chartex" xmlns:cx1="http://schemas.microsoft.com/office/drawing/2015/9/8/chartex" xmlns:mc="http://schemas.openxmlformats.org/markup-compatibility/2006" xmlns:o="urn:schemas-microsoft-com:office:office" xmlns:r="http://schemas.openxmlformats.org/officeDocument/2006/relationships" xmlns:m="http://schemas.openxmlformats.org/officeDocument/2006/math" xmlns:v="urn:schemas-microsoft-com:vml" xmlns:wp14="http://schemas.microsoft.com/office/word/2010/wordprocessingDrawing" xmlns:wp="http://schemas.openxmlformats.org/drawingml/2006/wordprocessingDrawing" xmlns:w10="urn:schemas-microsoft-com:office:word" xmlns:w="http://schemas.openxmlformats.org/wordprocessingml/2006/main" xmlns:w14="http://schemas.microsoft.com/office/word/2010/wordml" xmlns:w15="http://schemas.microsoft.com/office/word/2012/wordml" xmlns:w16se="http://schemas.microsoft.com/office/word/2015/wordml/symex" xmlns:wpg="http://schemas.microsoft.com/office/word/2010/wordprocessingGroup" xmlns:wpi="http://schemas.microsoft.com/office/word/2010/wordprocessingInk" xmlns:wne="http://schemas.microsoft.com/office/word/2006/wordml" xmlns:wps="http://schemas.microsoft.com/office/word/2010/wordprocessingShape" mc:Ignorable="w14 w15 w16se wp14">
   <w:endnote w:type="separator" w:id="-1">
     <w:p>
       <w:r>
@@ -3165,7 +3171,7 @@
 </file>
 
 <file path=word/footer1.xml><?xml version="1.0" encoding="utf-8"?>
-<w:ftr xmlns:wpc="http://schemas.microsoft.com/office/word/2010/wordprocessingCanvas" xmlns:mc="http://schemas.openxmlformats.org/markup-compatibility/2006" xmlns:o="urn:schemas-microsoft-com:office:office" xmlns:r="http://schemas.openxmlformats.org/officeDocument/2006/relationships" xmlns:m="http://schemas.openxmlformats.org/officeDocument/2006/math" xmlns:v="urn:schemas-microsoft-com:vml" xmlns:wp14="http://schemas.microsoft.com/office/word/2010/wordprocessingDrawing" xmlns:wp="http://schemas.openxmlformats.org/drawingml/2006/wordprocessingDrawing" xmlns:w10="urn:schemas-microsoft-com:office:word" xmlns:w="http://schemas.openxmlformats.org/wordprocessingml/2006/main" xmlns:w14="http://schemas.microsoft.com/office/word/2010/wordml" xmlns:w15="http://schemas.microsoft.com/office/word/2012/wordml" xmlns:wpg="http://schemas.microsoft.com/office/word/2010/wordprocessingGroup" xmlns:wpi="http://schemas.microsoft.com/office/word/2010/wordprocessingInk" xmlns:wne="http://schemas.microsoft.com/office/word/2006/wordml" xmlns:wps="http://schemas.microsoft.com/office/word/2010/wordprocessingShape" mc:Ignorable="w14 w15 wp14">
+<w:ftr xmlns:wpc="http://schemas.microsoft.com/office/word/2010/wordprocessingCanvas" xmlns:cx="http://schemas.microsoft.com/office/drawing/2014/chartex" xmlns:cx1="http://schemas.microsoft.com/office/drawing/2015/9/8/chartex" xmlns:mc="http://schemas.openxmlformats.org/markup-compatibility/2006" xmlns:o="urn:schemas-microsoft-com:office:office" xmlns:r="http://schemas.openxmlformats.org/officeDocument/2006/relationships" xmlns:m="http://schemas.openxmlformats.org/officeDocument/2006/math" xmlns:v="urn:schemas-microsoft-com:vml" xmlns:wp14="http://schemas.microsoft.com/office/word/2010/wordprocessingDrawing" xmlns:wp="http://schemas.openxmlformats.org/drawingml/2006/wordprocessingDrawing" xmlns:w10="urn:schemas-microsoft-com:office:word" xmlns:w="http://schemas.openxmlformats.org/wordprocessingml/2006/main" xmlns:w14="http://schemas.microsoft.com/office/word/2010/wordml" xmlns:w15="http://schemas.microsoft.com/office/word/2012/wordml" xmlns:w16se="http://schemas.microsoft.com/office/word/2015/wordml/symex" xmlns:wpg="http://schemas.microsoft.com/office/word/2010/wordprocessingGroup" xmlns:wpi="http://schemas.microsoft.com/office/word/2010/wordprocessingInk" xmlns:wne="http://schemas.microsoft.com/office/word/2006/wordml" xmlns:wps="http://schemas.microsoft.com/office/word/2010/wordprocessingShape" mc:Ignorable="w14 w15 w16se wp14">
   <w:p>
     <w:pPr>
       <w:pStyle w:val="a6"/>
@@ -3256,7 +3262,7 @@
 </file>
 
 <file path=word/footnotes.xml><?xml version="1.0" encoding="utf-8"?>
-<w:footnotes xmlns:wpc="http://schemas.microsoft.com/office/word/2010/wordprocessingCanvas" xmlns:mc="http://schemas.openxmlformats.org/markup-compatibility/2006" xmlns:o="urn:schemas-microsoft-com:office:office" xmlns:r="http://schemas.openxmlformats.org/officeDocument/2006/relationships" xmlns:m="http://schemas.openxmlformats.org/officeDocument/2006/math" xmlns:v="urn:schemas-microsoft-com:vml" xmlns:wp14="http://schemas.microsoft.com/office/word/2010/wordprocessingDrawing" xmlns:wp="http://schemas.openxmlformats.org/drawingml/2006/wordprocessingDrawing" xmlns:w10="urn:schemas-microsoft-com:office:word" xmlns:w="http://schemas.openxmlformats.org/wordprocessingml/2006/main" xmlns:w14="http://schemas.microsoft.com/office/word/2010/wordml" xmlns:w15="http://schemas.microsoft.com/office/word/2012/wordml" xmlns:wpg="http://schemas.microsoft.com/office/word/2010/wordprocessingGroup" xmlns:wpi="http://schemas.microsoft.com/office/word/2010/wordprocessingInk" xmlns:wne="http://schemas.microsoft.com/office/word/2006/wordml" xmlns:wps="http://schemas.microsoft.com/office/word/2010/wordprocessingShape" mc:Ignorable="w14 w15 wp14">
+<w:footnotes xmlns:wpc="http://schemas.microsoft.com/office/word/2010/wordprocessingCanvas" xmlns:cx="http://schemas.microsoft.com/office/drawing/2014/chartex" xmlns:cx1="http://schemas.microsoft.com/office/drawing/2015/9/8/chartex" xmlns:mc="http://schemas.openxmlformats.org/markup-compatibility/2006" xmlns:o="urn:schemas-microsoft-com:office:office" xmlns:r="http://schemas.openxmlformats.org/officeDocument/2006/relationships" xmlns:m="http://schemas.openxmlformats.org/officeDocument/2006/math" xmlns:v="urn:schemas-microsoft-com:vml" xmlns:wp14="http://schemas.microsoft.com/office/word/2010/wordprocessingDrawing" xmlns:wp="http://schemas.openxmlformats.org/drawingml/2006/wordprocessingDrawing" xmlns:w10="urn:schemas-microsoft-com:office:word" xmlns:w="http://schemas.openxmlformats.org/wordprocessingml/2006/main" xmlns:w14="http://schemas.microsoft.com/office/word/2010/wordml" xmlns:w15="http://schemas.microsoft.com/office/word/2012/wordml" xmlns:w16se="http://schemas.microsoft.com/office/word/2015/wordml/symex" xmlns:wpg="http://schemas.microsoft.com/office/word/2010/wordprocessingGroup" xmlns:wpi="http://schemas.microsoft.com/office/word/2010/wordprocessingInk" xmlns:wne="http://schemas.microsoft.com/office/word/2006/wordml" xmlns:wps="http://schemas.microsoft.com/office/word/2010/wordprocessingShape" mc:Ignorable="w14 w15 w16se wp14">
   <w:footnote w:type="separator" w:id="-1">
     <w:p>
       <w:r>
@@ -3275,7 +3281,7 @@
 </file>
 
 <file path=word/header1.xml><?xml version="1.0" encoding="utf-8"?>
-<w:hdr xmlns:wpc="http://schemas.microsoft.com/office/word/2010/wordprocessingCanvas" xmlns:mc="http://schemas.openxmlformats.org/markup-compatibility/2006" xmlns:o="urn:schemas-microsoft-com:office:office" xmlns:r="http://schemas.openxmlformats.org/officeDocument/2006/relationships" xmlns:m="http://schemas.openxmlformats.org/officeDocument/2006/math" xmlns:v="urn:schemas-microsoft-com:vml" xmlns:wp14="http://schemas.microsoft.com/office/word/2010/wordprocessingDrawing" xmlns:wp="http://schemas.openxmlformats.org/drawingml/2006/wordprocessingDrawing" xmlns:w10="urn:schemas-microsoft-com:office:word" xmlns:w="http://schemas.openxmlformats.org/wordprocessingml/2006/main" xmlns:w14="http://schemas.microsoft.com/office/word/2010/wordml" xmlns:w15="http://schemas.microsoft.com/office/word/2012/wordml" xmlns:wpg="http://schemas.microsoft.com/office/word/2010/wordprocessingGroup" xmlns:wpi="http://schemas.microsoft.com/office/word/2010/wordprocessingInk" xmlns:wne="http://schemas.microsoft.com/office/word/2006/wordml" xmlns:wps="http://schemas.microsoft.com/office/word/2010/wordprocessingShape" mc:Ignorable="w14 w15 wp14">
+<w:hdr xmlns:wpc="http://schemas.microsoft.com/office/word/2010/wordprocessingCanvas" xmlns:cx="http://schemas.microsoft.com/office/drawing/2014/chartex" xmlns:cx1="http://schemas.microsoft.com/office/drawing/2015/9/8/chartex" xmlns:mc="http://schemas.openxmlformats.org/markup-compatibility/2006" xmlns:o="urn:schemas-microsoft-com:office:office" xmlns:r="http://schemas.openxmlformats.org/officeDocument/2006/relationships" xmlns:m="http://schemas.openxmlformats.org/officeDocument/2006/math" xmlns:v="urn:schemas-microsoft-com:vml" xmlns:wp14="http://schemas.microsoft.com/office/word/2010/wordprocessingDrawing" xmlns:wp="http://schemas.openxmlformats.org/drawingml/2006/wordprocessingDrawing" xmlns:w10="urn:schemas-microsoft-com:office:word" xmlns:w="http://schemas.openxmlformats.org/wordprocessingml/2006/main" xmlns:w14="http://schemas.microsoft.com/office/word/2010/wordml" xmlns:w15="http://schemas.microsoft.com/office/word/2012/wordml" xmlns:w16se="http://schemas.microsoft.com/office/word/2015/wordml/symex" xmlns:wpg="http://schemas.microsoft.com/office/word/2010/wordprocessingGroup" xmlns:wpi="http://schemas.microsoft.com/office/word/2010/wordprocessingInk" xmlns:wne="http://schemas.microsoft.com/office/word/2006/wordml" xmlns:wps="http://schemas.microsoft.com/office/word/2010/wordprocessingShape" mc:Ignorable="w14 w15 w16se wp14">
   <w:p>
     <w:pPr>
       <w:pStyle w:val="a4"/>
@@ -3322,7 +3328,7 @@
 </file>
 
 <file path=word/numbering.xml><?xml version="1.0" encoding="utf-8"?>
-<w:numbering xmlns:wpc="http://schemas.microsoft.com/office/word/2010/wordprocessingCanvas" xmlns:mc="http://schemas.openxmlformats.org/markup-compatibility/2006" xmlns:o="urn:schemas-microsoft-com:office:office" xmlns:r="http://schemas.openxmlformats.org/officeDocument/2006/relationships" xmlns:m="http://schemas.openxmlformats.org/officeDocument/2006/math" xmlns:v="urn:schemas-microsoft-com:vml" xmlns:wp14="http://schemas.microsoft.com/office/word/2010/wordprocessingDrawing" xmlns:wp="http://schemas.openxmlformats.org/drawingml/2006/wordprocessingDrawing" xmlns:w10="urn:schemas-microsoft-com:office:word" xmlns:w="http://schemas.openxmlformats.org/wordprocessingml/2006/main" xmlns:w14="http://schemas.microsoft.com/office/word/2010/wordml" xmlns:w15="http://schemas.microsoft.com/office/word/2012/wordml" xmlns:wpg="http://schemas.microsoft.com/office/word/2010/wordprocessingGroup" xmlns:wpi="http://schemas.microsoft.com/office/word/2010/wordprocessingInk" xmlns:wne="http://schemas.microsoft.com/office/word/2006/wordml" xmlns:wps="http://schemas.microsoft.com/office/word/2010/wordprocessingShape" mc:Ignorable="w14 w15 wp14">
+<w:numbering xmlns:wpc="http://schemas.microsoft.com/office/word/2010/wordprocessingCanvas" xmlns:cx="http://schemas.microsoft.com/office/drawing/2014/chartex" xmlns:cx1="http://schemas.microsoft.com/office/drawing/2015/9/8/chartex" xmlns:mc="http://schemas.openxmlformats.org/markup-compatibility/2006" xmlns:o="urn:schemas-microsoft-com:office:office" xmlns:r="http://schemas.openxmlformats.org/officeDocument/2006/relationships" xmlns:m="http://schemas.openxmlformats.org/officeDocument/2006/math" xmlns:v="urn:schemas-microsoft-com:vml" xmlns:wp14="http://schemas.microsoft.com/office/word/2010/wordprocessingDrawing" xmlns:wp="http://schemas.openxmlformats.org/drawingml/2006/wordprocessingDrawing" xmlns:w10="urn:schemas-microsoft-com:office:word" xmlns:w="http://schemas.openxmlformats.org/wordprocessingml/2006/main" xmlns:w14="http://schemas.microsoft.com/office/word/2010/wordml" xmlns:w15="http://schemas.microsoft.com/office/word/2012/wordml" xmlns:w16se="http://schemas.microsoft.com/office/word/2015/wordml/symex" xmlns:wpg="http://schemas.microsoft.com/office/word/2010/wordprocessingGroup" xmlns:wpi="http://schemas.microsoft.com/office/word/2010/wordprocessingInk" xmlns:wne="http://schemas.microsoft.com/office/word/2006/wordml" xmlns:wps="http://schemas.microsoft.com/office/word/2010/wordprocessingShape" mc:Ignorable="w14 w15 w16se wp14">
   <w:abstractNum w:abstractNumId="0" w15:restartNumberingAfterBreak="0">
     <w:nsid w:val="0E975BD2"/>
     <w:multiLevelType w:val="hybridMultilevel"/>
@@ -3535,7 +3541,7 @@
 </file>
 
 <file path=word/styles.xml><?xml version="1.0" encoding="utf-8"?>
-<w:styles xmlns:mc="http://schemas.openxmlformats.org/markup-compatibility/2006" xmlns:r="http://schemas.openxmlformats.org/officeDocument/2006/relationships" xmlns:w="http://schemas.openxmlformats.org/wordprocessingml/2006/main" xmlns:w14="http://schemas.microsoft.com/office/word/2010/wordml" xmlns:w15="http://schemas.microsoft.com/office/word/2012/wordml" mc:Ignorable="w14 w15">
+<w:styles xmlns:mc="http://schemas.openxmlformats.org/markup-compatibility/2006" xmlns:r="http://schemas.openxmlformats.org/officeDocument/2006/relationships" xmlns:w="http://schemas.openxmlformats.org/wordprocessingml/2006/main" xmlns:w14="http://schemas.microsoft.com/office/word/2010/wordml" xmlns:w15="http://schemas.microsoft.com/office/word/2012/wordml" xmlns:w16se="http://schemas.microsoft.com/office/word/2015/wordml/symex" mc:Ignorable="w14 w15 w16se">
   <w:docDefaults>
     <w:rPrDefault>
       <w:rPr>
@@ -4457,7 +4463,7 @@
 </file>
 
 <file path=customXml/itemProps1.xml><?xml version="1.0" encoding="utf-8"?>
-<ds:datastoreItem xmlns:ds="http://schemas.openxmlformats.org/officeDocument/2006/customXml" ds:itemID="{24893BE2-6F55-4378-90EF-75B454F7FE05}">
+<ds:datastoreItem xmlns:ds="http://schemas.openxmlformats.org/officeDocument/2006/customXml" ds:itemID="{A64C02FB-595A-4696-A980-F2F7C8BB2369}">
   <ds:schemaRefs>
     <ds:schemaRef ds:uri="http://schemas.openxmlformats.org/officeDocument/2006/bibliography"/>
   </ds:schemaRefs>
